--- a/2nd Paper Chapter 2 জৈব রসায়ন/Extra notes box.docx
+++ b/2nd Paper Chapter 2 জৈব রসায়ন/Extra notes box.docx
@@ -38,6 +38,8 @@
           <w:rFonts w:ascii="Kalpurush" w:hAnsi="Kalpurush" w:cs="Kalpurush"/>
           <w:b/>
           <w:bCs/>
+          <w:sz w:val="32"/>
+          <w:szCs w:val="32"/>
         </w:rPr>
       </w:pPr>
       <w:r>
@@ -45,6 +47,8 @@
           <w:rFonts w:ascii="Kalpurush" w:hAnsi="Kalpurush" w:cs="Kalpurush"/>
           <w:b/>
           <w:bCs/>
+          <w:sz w:val="32"/>
+          <w:szCs w:val="32"/>
         </w:rPr>
         <w:t xml:space="preserve">Nice to Know </w:t>
       </w:r>
@@ -920,6 +924,8 @@
           <w:rFonts w:ascii="Kalpurush" w:hAnsi="Kalpurush" w:cs="Kalpurush"/>
           <w:b/>
           <w:bCs/>
+          <w:sz w:val="32"/>
+          <w:szCs w:val="32"/>
         </w:rPr>
       </w:pPr>
       <w:r>
@@ -927,6 +933,8 @@
           <w:rFonts w:ascii="Kalpurush" w:hAnsi="Kalpurush" w:cs="Kalpurush"/>
           <w:b/>
           <w:bCs/>
+          <w:sz w:val="32"/>
+          <w:szCs w:val="32"/>
         </w:rPr>
         <w:t xml:space="preserve">Nice to Know </w:t>
       </w:r>
@@ -2190,6 +2198,8 @@
           <w:rFonts w:ascii="Kalpurush" w:hAnsi="Kalpurush" w:cs="Kalpurush"/>
           <w:b/>
           <w:bCs/>
+          <w:sz w:val="32"/>
+          <w:szCs w:val="32"/>
         </w:rPr>
       </w:pPr>
       <w:r>
@@ -2197,6 +2207,8 @@
           <w:rFonts w:ascii="Kalpurush" w:hAnsi="Kalpurush" w:cs="Kalpurush"/>
           <w:b/>
           <w:bCs/>
+          <w:sz w:val="32"/>
+          <w:szCs w:val="32"/>
         </w:rPr>
         <w:t>Nice to Know</w:t>
       </w:r>
@@ -2850,7 +2862,6 @@
           <w:rFonts w:ascii="Kalpurush" w:hAnsi="Kalpurush" w:cs="Kalpurush"/>
           <w:highlight w:val="yellow"/>
         </w:rPr>
-        <w:lastRenderedPageBreak/>
         <w:t>Extra 0</w:t>
       </w:r>
       <w:r>
@@ -2880,16 +2891,44 @@
           <w:rFonts w:ascii="Kalpurush" w:hAnsi="Kalpurush" w:cs="Kalpurush"/>
           <w:b/>
           <w:bCs/>
+          <w:sz w:val="32"/>
+          <w:szCs w:val="32"/>
         </w:rPr>
       </w:pPr>
-      <w:r>
-        <w:rPr>
-          <w:rFonts w:ascii="Kalpurush" w:hAnsi="Kalpurush" w:cs="Kalpurush"/>
-          <w:b/>
-          <w:bCs/>
-        </w:rPr>
-        <w:t>Nice to Know</w:t>
-      </w:r>
+      <w:proofErr w:type="spellStart"/>
+      <w:r>
+        <w:rPr>
+          <w:rFonts w:ascii="Kalpurush" w:hAnsi="Kalpurush" w:cs="Kalpurush"/>
+          <w:b/>
+          <w:bCs/>
+          <w:sz w:val="32"/>
+          <w:szCs w:val="32"/>
+        </w:rPr>
+        <w:t>জেনে</w:t>
+      </w:r>
+      <w:proofErr w:type="spellEnd"/>
+      <w:r>
+        <w:rPr>
+          <w:rFonts w:ascii="Kalpurush" w:hAnsi="Kalpurush" w:cs="Kalpurush"/>
+          <w:b/>
+          <w:bCs/>
+          <w:sz w:val="32"/>
+          <w:szCs w:val="32"/>
+        </w:rPr>
+        <w:t xml:space="preserve"> </w:t>
+      </w:r>
+      <w:proofErr w:type="spellStart"/>
+      <w:r>
+        <w:rPr>
+          <w:rFonts w:ascii="Kalpurush" w:hAnsi="Kalpurush" w:cs="Kalpurush"/>
+          <w:b/>
+          <w:bCs/>
+          <w:sz w:val="32"/>
+          <w:szCs w:val="32"/>
+        </w:rPr>
+        <w:t>রাখো</w:t>
+      </w:r>
+      <w:proofErr w:type="spellEnd"/>
     </w:p>
     <w:p>
       <w:pPr>
@@ -3058,13 +3097,7 @@
         <w:rPr>
           <w:rFonts w:ascii="Kalpurush" w:hAnsi="Kalpurush" w:cs="Kalpurush"/>
         </w:rPr>
-        <w:t xml:space="preserve"> </w:t>
-      </w:r>
-      <w:r>
-        <w:rPr>
-          <w:rFonts w:ascii="Kalpurush" w:hAnsi="Kalpurush" w:cs="Kalpurush"/>
-        </w:rPr>
-        <w:t xml:space="preserve">(NaOH) </w:t>
+        <w:t xml:space="preserve"> (NaOH) </w:t>
       </w:r>
       <w:proofErr w:type="spellStart"/>
       <w:r>
@@ -4149,16 +4182,44 @@
           <w:rFonts w:ascii="Kalpurush" w:hAnsi="Kalpurush" w:cs="Kalpurush"/>
           <w:b/>
           <w:bCs/>
+          <w:sz w:val="32"/>
+          <w:szCs w:val="32"/>
         </w:rPr>
       </w:pPr>
-      <w:r>
-        <w:rPr>
-          <w:rFonts w:ascii="Kalpurush" w:hAnsi="Kalpurush" w:cs="Kalpurush"/>
-          <w:b/>
-          <w:bCs/>
-        </w:rPr>
-        <w:t>Nice to Know</w:t>
-      </w:r>
+      <w:proofErr w:type="spellStart"/>
+      <w:r>
+        <w:rPr>
+          <w:rFonts w:ascii="Kalpurush" w:hAnsi="Kalpurush" w:cs="Kalpurush"/>
+          <w:b/>
+          <w:bCs/>
+          <w:sz w:val="32"/>
+          <w:szCs w:val="32"/>
+        </w:rPr>
+        <w:t>জেনে</w:t>
+      </w:r>
+      <w:proofErr w:type="spellEnd"/>
+      <w:r>
+        <w:rPr>
+          <w:rFonts w:ascii="Kalpurush" w:hAnsi="Kalpurush" w:cs="Kalpurush"/>
+          <w:b/>
+          <w:bCs/>
+          <w:sz w:val="32"/>
+          <w:szCs w:val="32"/>
+        </w:rPr>
+        <w:t xml:space="preserve"> </w:t>
+      </w:r>
+      <w:proofErr w:type="spellStart"/>
+      <w:r>
+        <w:rPr>
+          <w:rFonts w:ascii="Kalpurush" w:hAnsi="Kalpurush" w:cs="Kalpurush"/>
+          <w:b/>
+          <w:bCs/>
+          <w:sz w:val="32"/>
+          <w:szCs w:val="32"/>
+        </w:rPr>
+        <w:t>রাখো</w:t>
+      </w:r>
+      <w:proofErr w:type="spellEnd"/>
     </w:p>
     <w:p>
       <w:pPr>
@@ -4829,13 +4890,7 @@
         <w:rPr>
           <w:rFonts w:ascii="Kalpurush" w:hAnsi="Kalpurush" w:cs="Kalpurush"/>
         </w:rPr>
-        <w:t>বিশ্লেষ</w:t>
-      </w:r>
-      <w:r>
-        <w:rPr>
-          <w:rFonts w:ascii="Kalpurush" w:hAnsi="Kalpurush" w:cs="Kalpurush"/>
-        </w:rPr>
-        <w:t>িত</w:t>
+        <w:t>বিশ্লেষিত</w:t>
       </w:r>
       <w:proofErr w:type="spellEnd"/>
       <w:r>
@@ -5590,6 +5645,8 @@
           <w:rFonts w:ascii="Kalpurush" w:hAnsi="Kalpurush" w:cs="Kalpurush"/>
           <w:b/>
           <w:bCs/>
+          <w:sz w:val="28"/>
+          <w:szCs w:val="28"/>
         </w:rPr>
       </w:pPr>
       <w:r>
@@ -5597,8 +5654,10 @@
           <w:rFonts w:ascii="Kalpurush" w:hAnsi="Kalpurush" w:cs="Kalpurush"/>
           <w:b/>
           <w:bCs/>
-        </w:rPr>
-        <w:t>Nice to Know</w:t>
+          <w:sz w:val="28"/>
+          <w:szCs w:val="28"/>
+        </w:rPr>
+        <w:t>Important Info</w:t>
       </w:r>
     </w:p>
     <w:p>
@@ -6764,6 +6823,8 @@
           <w:rFonts w:ascii="Kalpurush" w:hAnsi="Kalpurush" w:cs="Kalpurush"/>
           <w:b/>
           <w:bCs/>
+          <w:sz w:val="32"/>
+          <w:szCs w:val="32"/>
         </w:rPr>
       </w:pPr>
       <w:r>
@@ -6771,8 +6832,10 @@
           <w:rFonts w:ascii="Kalpurush" w:hAnsi="Kalpurush" w:cs="Kalpurush"/>
           <w:b/>
           <w:bCs/>
-        </w:rPr>
-        <w:t>Nice to Know</w:t>
+          <w:sz w:val="32"/>
+          <w:szCs w:val="32"/>
+        </w:rPr>
+        <w:t>Interesting Facts</w:t>
       </w:r>
     </w:p>
     <w:p>
@@ -8554,23 +8617,6 @@
 </file>
 
 <file path=customXml/item1.xml><?xml version="1.0" encoding="utf-8"?>
-<p:properties xmlns:p="http://schemas.microsoft.com/office/2006/metadata/properties" xmlns:xsi="http://www.w3.org/2001/XMLSchema-instance" xmlns:pc="http://schemas.microsoft.com/office/infopath/2007/PartnerControls">
-  <documentManagement>
-    <_activity xmlns="3e86ccaf-5828-4ebc-86f0-31e0ce57b6eb" xsi:nil="true"/>
-  </documentManagement>
-</p:properties>
-</file>
-
-<file path=customXml/item2.xml><?xml version="1.0" encoding="utf-8"?>
-<?mso-contentType ?>
-<FormTemplates xmlns="http://schemas.microsoft.com/sharepoint/v3/contenttype/forms">
-  <Display>DocumentLibraryForm</Display>
-  <Edit>DocumentLibraryForm</Edit>
-  <New>DocumentLibraryForm</New>
-</FormTemplates>
-</file>
-
-<file path=customXml/item3.xml><?xml version="1.0" encoding="utf-8"?>
 <ct:contentTypeSchema xmlns:ct="http://schemas.microsoft.com/office/2006/metadata/contentType" xmlns:ma="http://schemas.microsoft.com/office/2006/metadata/properties/metaAttributes" ct:_="" ma:_="" ma:contentTypeName="Document" ma:contentTypeID="0x01010093AD30B34985B64DA5F54DBF69EAF740" ma:contentTypeVersion="15" ma:contentTypeDescription="Create a new document." ma:contentTypeScope="" ma:versionID="734bdc5c0fe6d1d89e7d5129182bf90e">
   <xsd:schema xmlns:xsd="http://www.w3.org/2001/XMLSchema" xmlns:xs="http://www.w3.org/2001/XMLSchema" xmlns:p="http://schemas.microsoft.com/office/2006/metadata/properties" xmlns:ns3="3e86ccaf-5828-4ebc-86f0-31e0ce57b6eb" xmlns:ns4="be238cc9-dbb9-41f5-aa65-81c0f85b0be7" targetNamespace="http://schemas.microsoft.com/office/2006/metadata/properties" ma:root="true" ma:fieldsID="f118fe943f560884321b94f1161fd75b" ns3:_="" ns4:_="">
     <xsd:import namespace="3e86ccaf-5828-4ebc-86f0-31e0ce57b6eb"/>
@@ -8803,32 +8849,24 @@
 </ct:contentTypeSchema>
 </file>
 
-<file path=customXml/itemProps1.xml><?xml version="1.0" encoding="utf-8"?>
-<ds:datastoreItem xmlns:ds="http://schemas.openxmlformats.org/officeDocument/2006/customXml" ds:itemID="{67D3878A-5F22-4DF2-B1D5-5FDD18020023}">
-  <ds:schemaRefs>
-    <ds:schemaRef ds:uri="http://purl.org/dc/elements/1.1/"/>
-    <ds:schemaRef ds:uri="http://purl.org/dc/terms/"/>
-    <ds:schemaRef ds:uri="http://schemas.microsoft.com/office/infopath/2007/PartnerControls"/>
-    <ds:schemaRef ds:uri="http://schemas.microsoft.com/office/2006/documentManagement/types"/>
-    <ds:schemaRef ds:uri="http://schemas.openxmlformats.org/package/2006/metadata/core-properties"/>
-    <ds:schemaRef ds:uri="http://schemas.microsoft.com/office/2006/metadata/properties"/>
-    <ds:schemaRef ds:uri="3e86ccaf-5828-4ebc-86f0-31e0ce57b6eb"/>
-    <ds:schemaRef ds:uri="be238cc9-dbb9-41f5-aa65-81c0f85b0be7"/>
-    <ds:schemaRef ds:uri="http://www.w3.org/XML/1998/namespace"/>
-    <ds:schemaRef ds:uri="http://purl.org/dc/dcmitype/"/>
-  </ds:schemaRefs>
-</ds:datastoreItem>
+<file path=customXml/item2.xml><?xml version="1.0" encoding="utf-8"?>
+<?mso-contentType ?>
+<FormTemplates xmlns="http://schemas.microsoft.com/sharepoint/v3/contenttype/forms">
+  <Display>DocumentLibraryForm</Display>
+  <Edit>DocumentLibraryForm</Edit>
+  <New>DocumentLibraryForm</New>
+</FormTemplates>
 </file>
 
-<file path=customXml/itemProps2.xml><?xml version="1.0" encoding="utf-8"?>
-<ds:datastoreItem xmlns:ds="http://schemas.openxmlformats.org/officeDocument/2006/customXml" ds:itemID="{307B3E84-2359-4C12-AC70-77132FC2F3E1}">
-  <ds:schemaRefs>
-    <ds:schemaRef ds:uri="http://schemas.microsoft.com/sharepoint/v3/contenttype/forms"/>
-  </ds:schemaRefs>
-</ds:datastoreItem>
+<file path=customXml/item3.xml><?xml version="1.0" encoding="utf-8"?>
+<p:properties xmlns:p="http://schemas.microsoft.com/office/2006/metadata/properties" xmlns:xsi="http://www.w3.org/2001/XMLSchema-instance" xmlns:pc="http://schemas.microsoft.com/office/infopath/2007/PartnerControls">
+  <documentManagement>
+    <_activity xmlns="3e86ccaf-5828-4ebc-86f0-31e0ce57b6eb" xsi:nil="true"/>
+  </documentManagement>
+</p:properties>
 </file>
 
-<file path=customXml/itemProps3.xml><?xml version="1.0" encoding="utf-8"?>
+<file path=customXml/itemProps1.xml><?xml version="1.0" encoding="utf-8"?>
 <ds:datastoreItem xmlns:ds="http://schemas.openxmlformats.org/officeDocument/2006/customXml" ds:itemID="{E6E30926-ADF5-40B2-B46E-E58F04FD335A}">
   <ds:schemaRefs>
     <ds:schemaRef ds:uri="http://schemas.microsoft.com/office/2006/metadata/contentType"/>
@@ -8845,4 +8883,22 @@
     <ds:schemaRef ds:uri="http://schemas.microsoft.com/internal/obd"/>
   </ds:schemaRefs>
 </ds:datastoreItem>
+</file>
+
+<file path=customXml/itemProps2.xml><?xml version="1.0" encoding="utf-8"?>
+<ds:datastoreItem xmlns:ds="http://schemas.openxmlformats.org/officeDocument/2006/customXml" ds:itemID="{307B3E84-2359-4C12-AC70-77132FC2F3E1}">
+  <ds:schemaRefs>
+    <ds:schemaRef ds:uri="http://schemas.microsoft.com/sharepoint/v3/contenttype/forms"/>
+  </ds:schemaRefs>
+</ds:datastoreItem>
+</file>
+
+<file path=customXml/itemProps3.xml><?xml version="1.0" encoding="utf-8"?>
+<ds:datastoreItem xmlns:ds="http://schemas.openxmlformats.org/officeDocument/2006/customXml" ds:itemID="{67D3878A-5F22-4DF2-B1D5-5FDD18020023}">
+  <ds:schemaRefs>
+    <ds:schemaRef ds:uri="http://schemas.microsoft.com/office/2006/metadata/properties"/>
+    <ds:schemaRef ds:uri="http://schemas.microsoft.com/office/infopath/2007/PartnerControls"/>
+    <ds:schemaRef ds:uri="3e86ccaf-5828-4ebc-86f0-31e0ce57b6eb"/>
+  </ds:schemaRefs>
+</ds:datastoreItem>
 </file>